--- a/data/Memo Impact NEN3610_2022 op IMG_concept.docx
+++ b/data/Memo Impact NEN3610_2022 op IMG_concept.docx
@@ -59,12 +59,14 @@
         </w:rPr>
         <w:fldChar w:fldCharType="separate"/>
       </w:r>
+      <w:proofErr w:type="gramStart"/>
       <w:r>
         <w:rPr>
           <w:rStyle w:val="GNmeta"/>
         </w:rPr>
         <w:t>onderwerp</w:t>
       </w:r>
+      <w:proofErr w:type="gramEnd"/>
       <w:r>
         <w:rPr>
           <w:rStyle w:val="GNmeta"/>
@@ -125,12 +127,14 @@
         </w:rPr>
         <w:fldChar w:fldCharType="separate"/>
       </w:r>
+      <w:proofErr w:type="gramStart"/>
       <w:r>
         <w:rPr>
           <w:rStyle w:val="GNmeta"/>
         </w:rPr>
         <w:t>datum</w:t>
       </w:r>
+      <w:proofErr w:type="gramEnd"/>
       <w:r>
         <w:rPr>
           <w:rStyle w:val="GNmeta"/>
@@ -301,12 +305,14 @@
         </w:rPr>
         <w:fldChar w:fldCharType="separate"/>
       </w:r>
+      <w:proofErr w:type="gramStart"/>
       <w:r>
         <w:rPr>
           <w:rStyle w:val="GNmeta"/>
         </w:rPr>
         <w:t>van</w:t>
       </w:r>
+      <w:proofErr w:type="gramEnd"/>
       <w:r>
         <w:rPr>
           <w:rStyle w:val="GNmeta"/>
@@ -364,12 +370,14 @@
         </w:rPr>
         <w:fldChar w:fldCharType="separate"/>
       </w:r>
+      <w:proofErr w:type="gramStart"/>
       <w:r>
         <w:rPr>
           <w:rStyle w:val="GNmeta"/>
         </w:rPr>
         <w:t>aan</w:t>
       </w:r>
+      <w:proofErr w:type="gramEnd"/>
       <w:r>
         <w:rPr>
           <w:rStyle w:val="GNmeta"/>
@@ -443,7 +451,15 @@
         <w:t>1.1</w:t>
       </w:r>
       <w:r>
-        <w:t xml:space="preserve"> is conform NEN 3610:201</w:t>
+        <w:t xml:space="preserve"> is </w:t>
+      </w:r>
+      <w:proofErr w:type="gramStart"/>
+      <w:r>
+        <w:t>conform</w:t>
+      </w:r>
+      <w:proofErr w:type="gramEnd"/>
+      <w:r>
+        <w:t xml:space="preserve"> NEN 3610:201</w:t>
       </w:r>
       <w:r>
         <w:t>1</w:t>
@@ -563,7 +579,15 @@
         <w:t>Identificatie is veranderd</w:t>
       </w:r>
       <w:r>
-        <w:t xml:space="preserve">. De identifier van objecttype is </w:t>
+        <w:t xml:space="preserve">. De </w:t>
+      </w:r>
+      <w:proofErr w:type="spellStart"/>
+      <w:r>
+        <w:t>identifier</w:t>
+      </w:r>
+      <w:proofErr w:type="spellEnd"/>
+      <w:r>
+        <w:t xml:space="preserve"> van objecttype is </w:t>
       </w:r>
       <w:r>
         <w:t>in de nieuwe versie versimpeld. Maar de oude versie mag ook nog toegepast worden.</w:t>
@@ -734,7 +758,13 @@
         </w:numPr>
       </w:pPr>
       <w:r>
-        <w:t xml:space="preserve">Identificatie </w:t>
+        <w:t>NEN</w:t>
+      </w:r>
+      <w:r>
+        <w:t>3610ID</w:t>
+      </w:r>
+      <w:r>
+        <w:t xml:space="preserve"> </w:t>
       </w:r>
       <w:r>
         <w:sym w:font="Wingdings" w:char="F0E0"/>
@@ -742,12 +772,14 @@
       <w:r>
         <w:t xml:space="preserve"> </w:t>
       </w:r>
+      <w:proofErr w:type="spellStart"/>
       <w:r>
         <w:t>NEN3610I</w:t>
       </w:r>
       <w:r>
         <w:t>D</w:t>
       </w:r>
+      <w:proofErr w:type="spellEnd"/>
     </w:p>
     <w:p>
       <w:pPr>
@@ -784,9 +816,11 @@
           <w:numId w:val="12"/>
         </w:numPr>
       </w:pPr>
+      <w:proofErr w:type="spellStart"/>
       <w:r>
         <w:t>WegdeelBGE</w:t>
       </w:r>
+      <w:proofErr w:type="spellEnd"/>
       <w:r>
         <w:sym w:font="Wingdings" w:char="F0E0"/>
       </w:r>
@@ -802,12 +836,14 @@
           <w:numId w:val="12"/>
         </w:numPr>
       </w:pPr>
+      <w:proofErr w:type="spellStart"/>
       <w:r>
         <w:t>Weg</w:t>
       </w:r>
       <w:r>
         <w:t>deelGPP</w:t>
       </w:r>
+      <w:proofErr w:type="spellEnd"/>
       <w:r>
         <w:t xml:space="preserve"> </w:t>
       </w:r>
@@ -826,9 +862,11 @@
           <w:numId w:val="12"/>
         </w:numPr>
       </w:pPr>
+      <w:proofErr w:type="spellStart"/>
       <w:r>
         <w:t>SpoordeelBGE</w:t>
       </w:r>
+      <w:proofErr w:type="spellEnd"/>
       <w:r>
         <w:sym w:font="Wingdings" w:char="F0E0"/>
       </w:r>
@@ -844,9 +882,11 @@
           <w:numId w:val="12"/>
         </w:numPr>
       </w:pPr>
+      <w:proofErr w:type="spellStart"/>
       <w:r>
         <w:t>SpoordeelGPP</w:t>
       </w:r>
+      <w:proofErr w:type="spellEnd"/>
       <w:r>
         <w:sym w:font="Wingdings" w:char="F0E0"/>
       </w:r>
@@ -867,7 +907,15 @@
         <w:t>Hierna volgt een tabel met de w</w:t>
       </w:r>
       <w:r>
-        <w:t xml:space="preserve">aarschijnlijke mapping/conversie </w:t>
+        <w:t xml:space="preserve">aarschijnlijke </w:t>
+      </w:r>
+      <w:proofErr w:type="spellStart"/>
+      <w:r>
+        <w:t>mapping</w:t>
+      </w:r>
+      <w:proofErr w:type="spellEnd"/>
+      <w:r>
+        <w:t xml:space="preserve">/conversie </w:t>
       </w:r>
       <w:r>
         <w:t xml:space="preserve">van </w:t>
@@ -1009,12 +1057,21 @@
                 <w:szCs w:val="18"/>
               </w:rPr>
             </w:pPr>
+            <w:proofErr w:type="spellStart"/>
             <w:r>
               <w:rPr>
                 <w:sz w:val="18"/>
                 <w:szCs w:val="18"/>
               </w:rPr>
-              <w:t>Geo-object</w:t>
+              <w:t>Geo</w:t>
+            </w:r>
+            <w:proofErr w:type="spellEnd"/>
+            <w:r>
+              <w:rPr>
+                <w:sz w:val="18"/>
+                <w:szCs w:val="18"/>
+              </w:rPr>
+              <w:t>-object</w:t>
             </w:r>
           </w:p>
         </w:tc>
@@ -1032,12 +1089,21 @@
                 <w:szCs w:val="18"/>
               </w:rPr>
             </w:pPr>
+            <w:proofErr w:type="spellStart"/>
             <w:r>
               <w:rPr>
                 <w:sz w:val="18"/>
                 <w:szCs w:val="18"/>
               </w:rPr>
-              <w:t>Geo-object</w:t>
+              <w:t>Geo</w:t>
+            </w:r>
+            <w:proofErr w:type="spellEnd"/>
+            <w:r>
+              <w:rPr>
+                <w:sz w:val="18"/>
+                <w:szCs w:val="18"/>
+              </w:rPr>
+              <w:t>-object</w:t>
             </w:r>
           </w:p>
         </w:tc>
@@ -2301,55 +2367,48 @@
         </w:numPr>
       </w:pPr>
       <w:r>
-        <w:t>De definities van Sp</w:t>
+        <w:t xml:space="preserve">De definities van </w:t>
+      </w:r>
+      <w:proofErr w:type="spellStart"/>
+      <w:r>
+        <w:t>Sp</w:t>
       </w:r>
       <w:r>
         <w:t>o</w:t>
       </w:r>
       <w:r>
-        <w:t xml:space="preserve">ordeelGPP, SpoordeelBGE, WegdeelGPP en WegdeelBGE moeten aangepast worden door niet naar weg te verwijzen maar naar respectievelijk </w:t>
-      </w:r>
-      <w:r>
-        <w:rPr>
-          <w:sz w:val="18"/>
-          <w:szCs w:val="18"/>
-        </w:rPr>
-        <w:t xml:space="preserve">Spoorverkeerruimte </w:t>
-      </w:r>
-      <w:r>
-        <w:rPr>
-          <w:sz w:val="18"/>
-          <w:szCs w:val="18"/>
-        </w:rPr>
-        <w:t xml:space="preserve">en Wegverkeersruimte </w:t>
-      </w:r>
-      <w:r>
-        <w:rPr>
-          <w:sz w:val="18"/>
-          <w:szCs w:val="18"/>
-        </w:rPr>
-        <w:t xml:space="preserve">of </w:t>
-      </w:r>
-      <w:r>
-        <w:rPr>
-          <w:sz w:val="18"/>
-          <w:szCs w:val="18"/>
-        </w:rPr>
-        <w:t xml:space="preserve">beide naar </w:t>
-      </w:r>
-      <w:r>
-        <w:rPr>
-          <w:sz w:val="18"/>
-          <w:szCs w:val="18"/>
-        </w:rPr>
-        <w:t>Verharding</w:t>
-      </w:r>
-      <w:r>
-        <w:rPr>
-          <w:sz w:val="18"/>
-          <w:szCs w:val="18"/>
-        </w:rPr>
-        <w:t>. Hier moet en keuze gemaakt moeten worden.</w:t>
+        <w:t>ordeelGPP</w:t>
+      </w:r>
+      <w:proofErr w:type="spellEnd"/>
+      <w:r>
+        <w:t xml:space="preserve">, </w:t>
+      </w:r>
+      <w:proofErr w:type="spellStart"/>
+      <w:r>
+        <w:t>SpoordeelBGE</w:t>
+      </w:r>
+      <w:proofErr w:type="spellEnd"/>
+      <w:r>
+        <w:t xml:space="preserve">, </w:t>
+      </w:r>
+      <w:proofErr w:type="spellStart"/>
+      <w:r>
+        <w:t>WegdeelGPP</w:t>
+      </w:r>
+      <w:proofErr w:type="spellEnd"/>
+      <w:r>
+        <w:t xml:space="preserve"> en </w:t>
+      </w:r>
+      <w:proofErr w:type="spellStart"/>
+      <w:r>
+        <w:t>WegdeelBGE</w:t>
+      </w:r>
+      <w:proofErr w:type="spellEnd"/>
+      <w:r>
+        <w:t xml:space="preserve"> moeten aangepast worden door niet naar weg te verwijzen maar naar respectievelijk </w:t>
+      </w:r>
+      <w:r>
+        <w:t>Spoorverkeerruimte en Wegverkeersruimte of beide naar Verharding. Hier moet en keuze gemaakt moeten worden.</w:t>
       </w:r>
     </w:p>
     <w:p>
@@ -2361,7 +2420,15 @@
         </w:numPr>
       </w:pPr>
       <w:r>
-        <w:t xml:space="preserve">Er zal een aparte paragraaf in hoofdstuk 3 opgenomen worden waar de mapping van IMG-objecttypen naar </w:t>
+        <w:t xml:space="preserve">Er zal een aparte paragraaf in hoofdstuk 3 opgenomen worden waar de </w:t>
+      </w:r>
+      <w:proofErr w:type="spellStart"/>
+      <w:r>
+        <w:t>mapping</w:t>
+      </w:r>
+      <w:proofErr w:type="spellEnd"/>
+      <w:r>
+        <w:t xml:space="preserve"> van IMG-objecttypen naar </w:t>
       </w:r>
       <w:r>
         <w:t xml:space="preserve">NEN 3610:2022 </w:t>
@@ -2509,12 +2576,14 @@
       </w:rPr>
       <w:fldChar w:fldCharType="separate"/>
     </w:r>
+    <w:proofErr w:type="gramStart"/>
     <w:r>
       <w:rPr>
         <w:rStyle w:val="GNmeta"/>
       </w:rPr>
       <w:t>blad</w:t>
     </w:r>
+    <w:proofErr w:type="gramEnd"/>
     <w:r>
       <w:rPr>
         <w:rStyle w:val="GNmeta"/>
@@ -6229,6 +6298,8 @@
     <w:rsid w:val="006109F1"/>
     <w:rsid w:val="006226FE"/>
     <w:rsid w:val="006814AB"/>
+    <w:rsid w:val="007C6AB0"/>
+    <w:rsid w:val="00810D22"/>
     <w:rsid w:val="00884208"/>
     <w:rsid w:val="008B0BA9"/>
     <w:rsid w:val="00904D07"/>
@@ -7024,6 +7095,30 @@
 </file>
 
 <file path=customXml/item3.xml><?xml version="1.0" encoding="utf-8"?>
+<b:Sources xmlns:b="http://schemas.openxmlformats.org/officeDocument/2006/bibliography" xmlns="http://schemas.openxmlformats.org/officeDocument/2006/bibliography" SelectedStyle="\APASixthEditionOfficeOnline.xsl" StyleName="APA" Version="6"/>
+</file>
+
+<file path=customXml/item4.xml><?xml version="1.0" encoding="utf-8"?>
+<p:properties xmlns:p="http://schemas.microsoft.com/office/2006/metadata/properties" xmlns:xsi="http://www.w3.org/2001/XMLSchema-instance" xmlns:pc="http://schemas.microsoft.com/office/infopath/2007/PartnerControls">
+  <documentManagement>
+    <TaxCatchAll xmlns="86b5f7f7-2f15-447a-b5f6-1e4312ec3a6d" xsi:nil="true"/>
+    <lcf76f155ced4ddcb4097134ff3c332f xmlns="385505e6-e5d7-4f1a-b335-045f4e6272b3">
+      <Terms xmlns="http://schemas.microsoft.com/office/infopath/2007/PartnerControls"/>
+    </lcf76f155ced4ddcb4097134ff3c332f>
+  </documentManagement>
+</p:properties>
+</file>
+
+<file path=customXml/item5.xml><?xml version="1.0" encoding="utf-8"?>
+<?mso-contentType ?>
+<FormTemplates xmlns="http://schemas.microsoft.com/sharepoint/v3/contenttype/forms">
+  <Display>DocumentLibraryForm</Display>
+  <Edit>DocumentLibraryForm</Edit>
+  <New>DocumentLibraryForm</New>
+</FormTemplates>
+</file>
+
+<file path=customXml/item6.xml><?xml version="1.0" encoding="utf-8"?>
 <ct:contentTypeSchema xmlns:ct="http://schemas.microsoft.com/office/2006/metadata/contentType" xmlns:ma="http://schemas.microsoft.com/office/2006/metadata/properties/metaAttributes" ct:_="" ma:_="" ma:contentTypeName="Document" ma:contentTypeID="0x010100216A073BBB3FB3429D87D77C40313058" ma:contentTypeVersion="14" ma:contentTypeDescription="Een nieuw document maken." ma:contentTypeScope="" ma:versionID="afe2d20690494ac69f9b2243c6572bba">
   <xsd:schema xmlns:xsd="http://www.w3.org/2001/XMLSchema" xmlns:xs="http://www.w3.org/2001/XMLSchema" xmlns:p="http://schemas.microsoft.com/office/2006/metadata/properties" xmlns:ns2="385505e6-e5d7-4f1a-b335-045f4e6272b3" xmlns:ns3="86b5f7f7-2f15-447a-b5f6-1e4312ec3a6d" targetNamespace="http://schemas.microsoft.com/office/2006/metadata/properties" ma:root="true" ma:fieldsID="d2001d40c6af32407cb2e3990cbccc86" ns2:_="" ns3:_="">
     <xsd:import namespace="385505e6-e5d7-4f1a-b335-045f4e6272b3"/>
@@ -7252,30 +7347,6 @@
 </ct:contentTypeSchema>
 </file>
 
-<file path=customXml/item4.xml><?xml version="1.0" encoding="utf-8"?>
-<?mso-contentType ?>
-<FormTemplates xmlns="http://schemas.microsoft.com/sharepoint/v3/contenttype/forms">
-  <Display>DocumentLibraryForm</Display>
-  <Edit>DocumentLibraryForm</Edit>
-  <New>DocumentLibraryForm</New>
-</FormTemplates>
-</file>
-
-<file path=customXml/item5.xml><?xml version="1.0" encoding="utf-8"?>
-<p:properties xmlns:p="http://schemas.microsoft.com/office/2006/metadata/properties" xmlns:xsi="http://www.w3.org/2001/XMLSchema-instance" xmlns:pc="http://schemas.microsoft.com/office/infopath/2007/PartnerControls">
-  <documentManagement>
-    <TaxCatchAll xmlns="86b5f7f7-2f15-447a-b5f6-1e4312ec3a6d" xsi:nil="true"/>
-    <lcf76f155ced4ddcb4097134ff3c332f xmlns="385505e6-e5d7-4f1a-b335-045f4e6272b3">
-      <Terms xmlns="http://schemas.microsoft.com/office/infopath/2007/PartnerControls"/>
-    </lcf76f155ced4ddcb4097134ff3c332f>
-  </documentManagement>
-</p:properties>
-</file>
-
-<file path=customXml/item6.xml><?xml version="1.0" encoding="utf-8"?>
-<b:Sources xmlns:b="http://schemas.openxmlformats.org/officeDocument/2006/bibliography" xmlns="http://schemas.openxmlformats.org/officeDocument/2006/bibliography" SelectedStyle="\APASixthEditionOfficeOnline.xsl" StyleName="APA" Version="6"/>
-</file>
-
 <file path=customXml/itemProps1.xml><?xml version="1.0" encoding="utf-8"?>
 <ds:datastoreItem xmlns:ds="http://schemas.openxmlformats.org/officeDocument/2006/customXml" ds:itemID="{55AF091B-3C7A-41E3-B477-F2FDAA23CFDA}">
   <ds:schemaRefs>
@@ -7293,6 +7364,33 @@
 </file>
 
 <file path=customXml/itemProps3.xml><?xml version="1.0" encoding="utf-8"?>
+<ds:datastoreItem xmlns:ds="http://schemas.openxmlformats.org/officeDocument/2006/customXml" ds:itemID="{968D8553-304D-4121-B4BD-FF89595CD91D}">
+  <ds:schemaRefs>
+    <ds:schemaRef ds:uri="http://schemas.openxmlformats.org/officeDocument/2006/bibliography"/>
+  </ds:schemaRefs>
+</ds:datastoreItem>
+</file>
+
+<file path=customXml/itemProps4.xml><?xml version="1.0" encoding="utf-8"?>
+<ds:datastoreItem xmlns:ds="http://schemas.openxmlformats.org/officeDocument/2006/customXml" ds:itemID="{51F0F6D8-3A91-4EBF-95E2-E51433872A8E}">
+  <ds:schemaRefs>
+    <ds:schemaRef ds:uri="http://schemas.microsoft.com/office/2006/metadata/properties"/>
+    <ds:schemaRef ds:uri="http://schemas.microsoft.com/office/infopath/2007/PartnerControls"/>
+    <ds:schemaRef ds:uri="86b5f7f7-2f15-447a-b5f6-1e4312ec3a6d"/>
+    <ds:schemaRef ds:uri="385505e6-e5d7-4f1a-b335-045f4e6272b3"/>
+  </ds:schemaRefs>
+</ds:datastoreItem>
+</file>
+
+<file path=customXml/itemProps5.xml><?xml version="1.0" encoding="utf-8"?>
+<ds:datastoreItem xmlns:ds="http://schemas.openxmlformats.org/officeDocument/2006/customXml" ds:itemID="{C5E8E2C0-B221-41B1-B341-4861B8588DEB}">
+  <ds:schemaRefs>
+    <ds:schemaRef ds:uri="http://schemas.microsoft.com/sharepoint/v3/contenttype/forms"/>
+  </ds:schemaRefs>
+</ds:datastoreItem>
+</file>
+
+<file path=customXml/itemProps6.xml><?xml version="1.0" encoding="utf-8"?>
 <ds:datastoreItem xmlns:ds="http://schemas.openxmlformats.org/officeDocument/2006/customXml" ds:itemID="{551038B2-C245-4FF0-85F4-0BE60CBB4033}">
   <ds:schemaRefs>
     <ds:schemaRef ds:uri="http://schemas.microsoft.com/office/2006/metadata/contentType"/>
@@ -7309,31 +7407,4 @@
     <ds:schemaRef ds:uri="http://schemas.microsoft.com/internal/obd"/>
   </ds:schemaRefs>
 </ds:datastoreItem>
-</file>
-
-<file path=customXml/itemProps4.xml><?xml version="1.0" encoding="utf-8"?>
-<ds:datastoreItem xmlns:ds="http://schemas.openxmlformats.org/officeDocument/2006/customXml" ds:itemID="{C5E8E2C0-B221-41B1-B341-4861B8588DEB}">
-  <ds:schemaRefs>
-    <ds:schemaRef ds:uri="http://schemas.microsoft.com/sharepoint/v3/contenttype/forms"/>
-  </ds:schemaRefs>
-</ds:datastoreItem>
-</file>
-
-<file path=customXml/itemProps5.xml><?xml version="1.0" encoding="utf-8"?>
-<ds:datastoreItem xmlns:ds="http://schemas.openxmlformats.org/officeDocument/2006/customXml" ds:itemID="{51F0F6D8-3A91-4EBF-95E2-E51433872A8E}">
-  <ds:schemaRefs>
-    <ds:schemaRef ds:uri="http://schemas.microsoft.com/office/2006/metadata/properties"/>
-    <ds:schemaRef ds:uri="http://schemas.microsoft.com/office/infopath/2007/PartnerControls"/>
-    <ds:schemaRef ds:uri="86b5f7f7-2f15-447a-b5f6-1e4312ec3a6d"/>
-    <ds:schemaRef ds:uri="385505e6-e5d7-4f1a-b335-045f4e6272b3"/>
-  </ds:schemaRefs>
-</ds:datastoreItem>
-</file>
-
-<file path=customXml/itemProps6.xml><?xml version="1.0" encoding="utf-8"?>
-<ds:datastoreItem xmlns:ds="http://schemas.openxmlformats.org/officeDocument/2006/customXml" ds:itemID="{968D8553-304D-4121-B4BD-FF89595CD91D}">
-  <ds:schemaRefs>
-    <ds:schemaRef ds:uri="http://schemas.openxmlformats.org/officeDocument/2006/bibliography"/>
-  </ds:schemaRefs>
-</ds:datastoreItem>
 </file>